--- a/러시아 인권변호사/4부/4부_10화_선거전_최종전.docx
+++ b/러시아 인권변호사/4부/4부_10화_선거전_최종전.docx
@@ -36,7 +36,7 @@
           <w:i w:val="0"/>
           <w:sz w:val="22"/>
         </w:rPr>
-        <w:t>알렉세이 “료샤” 오를로프 / 극우 후보 에두아르트 이고레비치 데르진(신규) / 구체제 후보 옐레나 빅토로브나 프리마코바(신규) / 토론 진행자 콘스탄틴 레베데프(신규) / 카탸 리시나 / 이리나 마르첸코 / 아나톨리 그레벤시코프 / 키릴 안드레예비치 스미르노프(「Компас Аудит」) / 아나스타시야(나스탸) 드미트리예브나(「Компас Аудит」) / 이졸다 티모페예브나 소콜로바(「Компас Аудит」) / 베니아민 올레고비치 스트레시네프(「Компас Аудит」) / 안나 오를로바</w:t>
+        <w:t>알렉세이 “료샤” 오를로프 / 극우 후보 에두아르트 이고레비치 데르진(신규) / 구체제 후보 옐레나 빅토로브나 프리마코바(신규) / 토론 진행자 콘스탄틴 레베데프(신규) / 카탸 리시나 / 이리나 마르첸코 / 아나톨리 그레벤시코프 / 키릴 안드레예비치 스미르노프(「Компас Аудит」) / 아나스타시야(나스탸) 드미트리예브나(「Компас Аудит」) / 이졸다 티모페예브나 소콜로바(「Компас Аудит」) / 베니아민 올레고비치 스트레시네프(「Компас Аудит」) / 경제학자 옐레나 톰스카야(전화) / 안나 오를로바</w:t>
       </w:r>
     </w:p>
     <w:p>
@@ -253,6 +253,75 @@
           <w:i w:val="0"/>
           <w:sz w:val="22"/>
         </w:rPr>
+        <w:t xml:space="preserve">Катя: </w:t>
+      </w:r>
+      <w:r>
+        <w:rPr>
+          <w:rFonts w:ascii="Times New Roman" w:hAnsi="Times New Roman" w:eastAsia="Malgun Gothic"/>
+          <w:b w:val="0"/>
+          <w:i w:val="0"/>
+          <w:sz w:val="22"/>
+        </w:rPr>
+        <w:t>Он ездит по городам, где хоронили солдат. Приезжает на кладбище, стоит с непокрытой головой, потом митинг у ворот. Телевидение показывает его каждый вечер.</w:t>
+      </w:r>
+    </w:p>
+    <w:p>
+      <w:pPr>
+        <w:spacing w:before="0" w:after="110" w:line="300" w:lineRule="auto"/>
+      </w:pPr>
+      <w:r>
+        <w:rPr>
+          <w:rFonts w:ascii="Times New Roman" w:hAnsi="Times New Roman" w:eastAsia="Malgun Gothic"/>
+          <w:b/>
+          <w:i w:val="0"/>
+          <w:sz w:val="22"/>
+        </w:rPr>
+        <w:t xml:space="preserve">Лёша: </w:t>
+      </w:r>
+      <w:r>
+        <w:rPr>
+          <w:rFonts w:ascii="Times New Roman" w:hAnsi="Times New Roman" w:eastAsia="Malgun Gothic"/>
+          <w:b w:val="0"/>
+          <w:i w:val="0"/>
+          <w:sz w:val="22"/>
+        </w:rPr>
+        <w:t>На кладбище я с ним соревноваться не буду.</w:t>
+      </w:r>
+    </w:p>
+    <w:p>
+      <w:pPr>
+        <w:spacing w:before="0" w:after="110" w:line="300" w:lineRule="auto"/>
+      </w:pPr>
+      <w:r>
+        <w:rPr>
+          <w:rFonts w:ascii="Times New Roman" w:hAnsi="Times New Roman" w:eastAsia="Malgun Gothic"/>
+          <w:b/>
+          <w:i w:val="0"/>
+          <w:sz w:val="22"/>
+        </w:rPr>
+        <w:t xml:space="preserve">Гребенщиков: </w:t>
+      </w:r>
+      <w:r>
+        <w:rPr>
+          <w:rFonts w:ascii="Times New Roman" w:hAnsi="Times New Roman" w:eastAsia="Malgun Gothic"/>
+          <w:b w:val="0"/>
+          <w:i w:val="0"/>
+          <w:sz w:val="22"/>
+        </w:rPr>
+        <w:t>И не надо. Но матерям, которые там стоят, нужно услышать от вас хоть что-то, кроме цифр.</w:t>
+      </w:r>
+    </w:p>
+    <w:p>
+      <w:pPr>
+        <w:spacing w:before="0" w:after="110" w:line="300" w:lineRule="auto"/>
+      </w:pPr>
+      <w:r>
+        <w:rPr>
+          <w:rFonts w:ascii="Times New Roman" w:hAnsi="Times New Roman" w:eastAsia="Malgun Gothic"/>
+          <w:b/>
+          <w:i w:val="0"/>
+          <w:sz w:val="22"/>
+        </w:rPr>
         <w:t xml:space="preserve">Лёша: </w:t>
       </w:r>
       <w:r>
@@ -348,7 +417,7 @@
           <w:i w:val="0"/>
           <w:sz w:val="22"/>
         </w:rPr>
-        <w:t xml:space="preserve">Катя: </w:t>
+        <w:t xml:space="preserve">Держин: </w:t>
       </w:r>
       <w:r>
         <w:rPr>
@@ -358,7 +427,7 @@
           <w:color w:val="555555"/>
           <w:sz w:val="22"/>
         </w:rPr>
-        <w:t>(Лёше, наблюдая)</w:t>
+        <w:t>(продолжает, под рёв толпы)</w:t>
       </w:r>
       <w:r>
         <w:rPr>
@@ -367,7 +436,7 @@
           <w:i w:val="0"/>
           <w:sz w:val="22"/>
         </w:rPr>
-        <w:t xml:space="preserve"> Классическая тактика — превратить вашу биографию правозащитника в обвинение в предательстве.</w:t>
+        <w:t xml:space="preserve"> Его дружки-аудиторы проверяют каждую копейку в его кампании, а кто проверит, сколько он получил из-за границы за свои «права человека»?!</w:t>
       </w:r>
     </w:p>
     <w:p>
@@ -381,7 +450,17 @@
           <w:i w:val="0"/>
           <w:sz w:val="22"/>
         </w:rPr>
-        <w:t xml:space="preserve">Лёша: </w:t>
+        <w:t xml:space="preserve">Ирина: </w:t>
+      </w:r>
+      <w:r>
+        <w:rPr>
+          <w:rFonts w:ascii="Times New Roman" w:hAnsi="Times New Roman" w:eastAsia="Malgun Gothic"/>
+          <w:b w:val="0"/>
+          <w:i/>
+          <w:color w:val="555555"/>
+          <w:sz w:val="22"/>
+        </w:rPr>
+        <w:t>(выключая звук)</w:t>
       </w:r>
       <w:r>
         <w:rPr>
@@ -390,7 +469,7 @@
           <w:i w:val="0"/>
           <w:sz w:val="22"/>
         </w:rPr>
-        <w:t>Ожидаемо. Людям нужен простой враг, когда мир становится слишком сложным.</w:t>
+        <w:t xml:space="preserve"> Он уже про «Компас». Значит, они их боятся.</w:t>
       </w:r>
     </w:p>
     <w:p>
@@ -404,7 +483,17 @@
           <w:i w:val="0"/>
           <w:sz w:val="22"/>
         </w:rPr>
-        <w:t xml:space="preserve">Ирина: </w:t>
+        <w:t xml:space="preserve">Катя: </w:t>
+      </w:r>
+      <w:r>
+        <w:rPr>
+          <w:rFonts w:ascii="Times New Roman" w:hAnsi="Times New Roman" w:eastAsia="Malgun Gothic"/>
+          <w:b w:val="0"/>
+          <w:i/>
+          <w:color w:val="555555"/>
+          <w:sz w:val="22"/>
+        </w:rPr>
+        <w:t>(Лёше, наблюдая)</w:t>
       </w:r>
       <w:r>
         <w:rPr>
@@ -413,7 +502,7 @@
           <w:i w:val="0"/>
           <w:sz w:val="22"/>
         </w:rPr>
-        <w:t>Как будем отвечать?</w:t>
+        <w:t xml:space="preserve"> Классическая тактика — превратить вашу биографию правозащитника в обвинение в предательстве.</w:t>
       </w:r>
     </w:p>
     <w:p>
@@ -436,7 +525,99 @@
           <w:i w:val="0"/>
           <w:sz w:val="22"/>
         </w:rPr>
+        <w:t>Ожидаемо. Людям нужен простой враг, когда мир становится слишком сложным.</w:t>
+      </w:r>
+    </w:p>
+    <w:p>
+      <w:pPr>
+        <w:spacing w:before="0" w:after="110" w:line="300" w:lineRule="auto"/>
+      </w:pPr>
+      <w:r>
+        <w:rPr>
+          <w:rFonts w:ascii="Times New Roman" w:hAnsi="Times New Roman" w:eastAsia="Malgun Gothic"/>
+          <w:b/>
+          <w:i w:val="0"/>
+          <w:sz w:val="22"/>
+        </w:rPr>
+        <w:t xml:space="preserve">Ирина: </w:t>
+      </w:r>
+      <w:r>
+        <w:rPr>
+          <w:rFonts w:ascii="Times New Roman" w:hAnsi="Times New Roman" w:eastAsia="Malgun Gothic"/>
+          <w:b w:val="0"/>
+          <w:i w:val="0"/>
+          <w:sz w:val="22"/>
+        </w:rPr>
+        <w:t>Как будем отвечать?</w:t>
+      </w:r>
+    </w:p>
+    <w:p>
+      <w:pPr>
+        <w:spacing w:before="0" w:after="110" w:line="300" w:lineRule="auto"/>
+      </w:pPr>
+      <w:r>
+        <w:rPr>
+          <w:rFonts w:ascii="Times New Roman" w:hAnsi="Times New Roman" w:eastAsia="Malgun Gothic"/>
+          <w:b/>
+          <w:i w:val="0"/>
+          <w:sz w:val="22"/>
+        </w:rPr>
+        <w:t xml:space="preserve">Лёша: </w:t>
+      </w:r>
+      <w:r>
+        <w:rPr>
+          <w:rFonts w:ascii="Times New Roman" w:hAnsi="Times New Roman" w:eastAsia="Malgun Gothic"/>
+          <w:b w:val="0"/>
+          <w:i w:val="0"/>
+          <w:sz w:val="22"/>
+        </w:rPr>
         <w:t>Фактами, не эмоциями. И честностью насчёт того, что у меня нет простых ответов — только трудная, но настоящая работа.</w:t>
+      </w:r>
+    </w:p>
+    <w:p>
+      <w:pPr>
+        <w:spacing w:before="0" w:after="110" w:line="300" w:lineRule="auto"/>
+      </w:pPr>
+      <w:r>
+        <w:rPr>
+          <w:rFonts w:ascii="Times New Roman" w:hAnsi="Times New Roman" w:eastAsia="Malgun Gothic"/>
+          <w:b/>
+          <w:i w:val="0"/>
+          <w:sz w:val="22"/>
+        </w:rPr>
+        <w:t xml:space="preserve">Катя: </w:t>
+      </w:r>
+      <w:r>
+        <w:rPr>
+          <w:rFonts w:ascii="Times New Roman" w:hAnsi="Times New Roman" w:eastAsia="Malgun Gothic"/>
+          <w:b w:val="0"/>
+          <w:i w:val="0"/>
+          <w:sz w:val="22"/>
+        </w:rPr>
+        <w:t>Факты у нас есть. Эмоций у Держина больше.</w:t>
+      </w:r>
+    </w:p>
+    <w:p>
+      <w:pPr>
+        <w:spacing w:before="0" w:after="110" w:line="300" w:lineRule="auto"/>
+      </w:pPr>
+      <w:r>
+        <w:rPr>
+          <w:rFonts w:ascii="Times New Roman" w:hAnsi="Times New Roman" w:eastAsia="Malgun Gothic"/>
+          <w:b/>
+          <w:i w:val="0"/>
+          <w:sz w:val="22"/>
+        </w:rPr>
+        <w:t xml:space="preserve">Лёша: </w:t>
+      </w:r>
+      <w:r>
+        <w:rPr>
+          <w:rFonts w:ascii="Times New Roman" w:hAnsi="Times New Roman" w:eastAsia="Malgun Gothic"/>
+          <w:b w:val="0"/>
+          <w:i w:val="0"/>
+          <w:sz w:val="22"/>
+        </w:rPr>
+        <w:t>Значит, наши факты должны быть живыми, Катя. Не таблица — а Вера Степановна из Волгограда. Не процент — а завод, где сократили треть людей.</w:t>
       </w:r>
     </w:p>
     <w:p>
@@ -568,7 +749,7 @@
           <w:i w:val="0"/>
           <w:sz w:val="22"/>
         </w:rPr>
-        <w:t xml:space="preserve">Катя: </w:t>
+        <w:t xml:space="preserve">Гребенщиков: </w:t>
       </w:r>
       <w:r>
         <w:rPr>
@@ -577,7 +758,7 @@
           <w:i w:val="0"/>
           <w:sz w:val="22"/>
         </w:rPr>
-        <w:t>«Компас» уже здесь. Я позвонила им, как только увидела.</w:t>
+        <w:t>Это рассчитано идеально. Два часа — достаточно, чтобы вся страна прочитала, и недостаточно, чтобы кто-то проверил.</w:t>
       </w:r>
     </w:p>
     <w:p>
@@ -591,8 +772,45 @@
           <w:i w:val="0"/>
           <w:sz w:val="22"/>
         </w:rPr>
-        <w:t xml:space="preserve">Вениамин: </w:t>
-      </w:r>
+        <w:t xml:space="preserve">Лёша: </w:t>
+      </w:r>
+      <w:r>
+        <w:rPr>
+          <w:rFonts w:ascii="Times New Roman" w:hAnsi="Times New Roman" w:eastAsia="Malgun Gothic"/>
+          <w:b w:val="0"/>
+          <w:i w:val="0"/>
+          <w:sz w:val="22"/>
+        </w:rPr>
+        <w:t>Значит, проверить нужно быстрее, чем прочитают.</w:t>
+      </w:r>
+    </w:p>
+    <w:p>
+      <w:pPr>
+        <w:spacing w:before="0" w:after="110" w:line="300" w:lineRule="auto"/>
+      </w:pPr>
+      <w:r>
+        <w:rPr>
+          <w:rFonts w:ascii="Times New Roman" w:hAnsi="Times New Roman" w:eastAsia="Malgun Gothic"/>
+          <w:b/>
+          <w:i w:val="0"/>
+          <w:sz w:val="22"/>
+        </w:rPr>
+        <w:t xml:space="preserve">Катя: </w:t>
+      </w:r>
+      <w:r>
+        <w:rPr>
+          <w:rFonts w:ascii="Times New Roman" w:hAnsi="Times New Roman" w:eastAsia="Malgun Gothic"/>
+          <w:b w:val="0"/>
+          <w:i w:val="0"/>
+          <w:sz w:val="22"/>
+        </w:rPr>
+        <w:t>«Компас» уже здесь. Я позвонила им, как только увидела.</w:t>
+      </w:r>
+    </w:p>
+    <w:p>
+      <w:pPr>
+        <w:spacing w:before="0" w:after="110" w:line="300" w:lineRule="auto"/>
+      </w:pPr>
       <w:r>
         <w:rPr>
           <w:rFonts w:ascii="Times New Roman" w:hAnsi="Times New Roman" w:eastAsia="Malgun Gothic"/>
@@ -601,6 +819,30 @@
           <w:color w:val="555555"/>
           <w:sz w:val="22"/>
         </w:rPr>
+        <w:t>(Изольда, не снимая пальто, ставит перед Кириллом термос и отвинчивает крышку; Кирилл, не споря, отпивает суп и только потом кивает Вениамину)</w:t>
+      </w:r>
+    </w:p>
+    <w:p>
+      <w:pPr>
+        <w:spacing w:before="0" w:after="110" w:line="300" w:lineRule="auto"/>
+      </w:pPr>
+      <w:r>
+        <w:rPr>
+          <w:rFonts w:ascii="Times New Roman" w:hAnsi="Times New Roman" w:eastAsia="Malgun Gothic"/>
+          <w:b/>
+          <w:i w:val="0"/>
+          <w:sz w:val="22"/>
+        </w:rPr>
+        <w:t xml:space="preserve">Вениамин: </w:t>
+      </w:r>
+      <w:r>
+        <w:rPr>
+          <w:rFonts w:ascii="Times New Roman" w:hAnsi="Times New Roman" w:eastAsia="Malgun Gothic"/>
+          <w:b w:val="0"/>
+          <w:i/>
+          <w:color w:val="555555"/>
+          <w:sz w:val="22"/>
+        </w:rPr>
         <w:t>(раскрывает ноутбук)</w:t>
       </w:r>
       <w:r>
@@ -647,7 +889,7 @@
           <w:i w:val="0"/>
           <w:sz w:val="22"/>
         </w:rPr>
-        <w:t xml:space="preserve">Настя: </w:t>
+        <w:t xml:space="preserve">Катя: </w:t>
       </w:r>
       <w:r>
         <w:rPr>
@@ -656,7 +898,7 @@
           <w:i w:val="0"/>
           <w:sz w:val="22"/>
         </w:rPr>
-        <w:t>И третье. Все грантовые отчёты «Света» за эти годы уже опубликованы — с аудиторскими заключениями. Сумма «выведенных» двенадцати миллионов больше, чем весь бюджет «Света» за тот год. Они украли больше, чем было.</w:t>
+        <w:t>Беляева в тот год ещё работала в районной больнице. Я помню, как мы её переманивали.</w:t>
       </w:r>
     </w:p>
     <w:p>
@@ -670,7 +912,7 @@
           <w:i w:val="0"/>
           <w:sz w:val="22"/>
         </w:rPr>
-        <w:t xml:space="preserve">Кирилл: </w:t>
+        <w:t xml:space="preserve">Настя: </w:t>
       </w:r>
       <w:r>
         <w:rPr>
@@ -679,7 +921,76 @@
           <w:i w:val="0"/>
           <w:sz w:val="22"/>
         </w:rPr>
+        <w:t>И третье. Все грантовые отчёты «Света» за эти годы уже опубликованы — с аудиторскими заключениями. Сумма «выведенных» двенадцати миллионов больше, чем весь бюджет «Света» за тот год. Они украли больше, чем было.</w:t>
+      </w:r>
+    </w:p>
+    <w:p>
+      <w:pPr>
+        <w:spacing w:before="0" w:after="110" w:line="300" w:lineRule="auto"/>
+      </w:pPr>
+      <w:r>
+        <w:rPr>
+          <w:rFonts w:ascii="Times New Roman" w:hAnsi="Times New Roman" w:eastAsia="Malgun Gothic"/>
+          <w:b/>
+          <w:i w:val="0"/>
+          <w:sz w:val="22"/>
+        </w:rPr>
+        <w:t xml:space="preserve">Кирилл: </w:t>
+      </w:r>
+      <w:r>
+        <w:rPr>
+          <w:rFonts w:ascii="Times New Roman" w:hAnsi="Times New Roman" w:eastAsia="Malgun Gothic"/>
+          <w:b w:val="0"/>
+          <w:i w:val="0"/>
+          <w:sz w:val="22"/>
+        </w:rPr>
         <w:t>Мы можем выпустить заключение за сорок минут. Сравнение подлинника и фальшивки, построчно. С подписями всех четверых.</w:t>
+      </w:r>
+    </w:p>
+    <w:p>
+      <w:pPr>
+        <w:spacing w:before="0" w:after="110" w:line="300" w:lineRule="auto"/>
+      </w:pPr>
+      <w:r>
+        <w:rPr>
+          <w:rFonts w:ascii="Times New Roman" w:hAnsi="Times New Roman" w:eastAsia="Malgun Gothic"/>
+          <w:b/>
+          <w:i w:val="0"/>
+          <w:sz w:val="22"/>
+        </w:rPr>
+        <w:t xml:space="preserve">Лёша: </w:t>
+      </w:r>
+      <w:r>
+        <w:rPr>
+          <w:rFonts w:ascii="Times New Roman" w:hAnsi="Times New Roman" w:eastAsia="Malgun Gothic"/>
+          <w:b w:val="0"/>
+          <w:i w:val="0"/>
+          <w:sz w:val="22"/>
+        </w:rPr>
+        <w:t>Сорок минут — и ни одного слова, в котором вы не уверены. Лучше меньше, но железно.</w:t>
+      </w:r>
+    </w:p>
+    <w:p>
+      <w:pPr>
+        <w:spacing w:before="0" w:after="110" w:line="300" w:lineRule="auto"/>
+      </w:pPr>
+      <w:r>
+        <w:rPr>
+          <w:rFonts w:ascii="Times New Roman" w:hAnsi="Times New Roman" w:eastAsia="Malgun Gothic"/>
+          <w:b/>
+          <w:i w:val="0"/>
+          <w:sz w:val="22"/>
+        </w:rPr>
+        <w:t xml:space="preserve">Изольда: </w:t>
+      </w:r>
+      <w:r>
+        <w:rPr>
+          <w:rFonts w:ascii="Times New Roman" w:hAnsi="Times New Roman" w:eastAsia="Malgun Gothic"/>
+          <w:b w:val="0"/>
+          <w:i w:val="0"/>
+          <w:sz w:val="22"/>
+        </w:rPr>
+        <w:t>Алексей Николаевич, меня тридцать лет учить «лучше меньше, но железно» уже поздно. Я так живу.</w:t>
       </w:r>
     </w:p>
     <w:p>
@@ -1071,7 +1382,7 @@
           <w:i w:val="0"/>
           <w:sz w:val="22"/>
         </w:rPr>
-        <w:t xml:space="preserve">Лёша: </w:t>
+        <w:t xml:space="preserve">Лебедев: </w:t>
       </w:r>
       <w:r>
         <w:rPr>
@@ -1080,7 +1391,119 @@
           <w:i w:val="0"/>
           <w:sz w:val="22"/>
         </w:rPr>
-        <w:t>Грибоедов писал: «Ах! злые языки страшнее пистолета». Я знаю, как стреляют пистолеты, Эдуард Игоревич, — месяц назад в Черногорске. Злые языки мне не страшнее.</w:t>
+        <w:t>Господин Держин, вопрос задан. Вы можете сказать, связан ли ваш штаб с этим каналом?</w:t>
+      </w:r>
+    </w:p>
+    <w:p>
+      <w:pPr>
+        <w:spacing w:before="0" w:after="110" w:line="300" w:lineRule="auto"/>
+      </w:pPr>
+      <w:r>
+        <w:rPr>
+          <w:rFonts w:ascii="Times New Roman" w:hAnsi="Times New Roman" w:eastAsia="Malgun Gothic"/>
+          <w:b/>
+          <w:i w:val="0"/>
+          <w:sz w:val="22"/>
+        </w:rPr>
+        <w:t xml:space="preserve">Держин: </w:t>
+      </w:r>
+      <w:r>
+        <w:rPr>
+          <w:rFonts w:ascii="Times New Roman" w:hAnsi="Times New Roman" w:eastAsia="Malgun Gothic"/>
+          <w:b w:val="0"/>
+          <w:i w:val="0"/>
+          <w:sz w:val="22"/>
+        </w:rPr>
+        <w:t xml:space="preserve">Мой штаб связан только с народом! </w:t>
+      </w:r>
+      <w:r>
+        <w:rPr>
+          <w:rFonts w:ascii="Times New Roman" w:hAnsi="Times New Roman" w:eastAsia="Malgun Gothic"/>
+          <w:b w:val="0"/>
+          <w:i/>
+          <w:color w:val="555555"/>
+          <w:sz w:val="22"/>
+        </w:rPr>
+        <w:t>(зал частично смеётся)</w:t>
+      </w:r>
+    </w:p>
+    <w:p>
+      <w:pPr>
+        <w:spacing w:before="0" w:after="110" w:line="300" w:lineRule="auto"/>
+      </w:pPr>
+      <w:r>
+        <w:rPr>
+          <w:rFonts w:ascii="Times New Roman" w:hAnsi="Times New Roman" w:eastAsia="Malgun Gothic"/>
+          <w:b/>
+          <w:i w:val="0"/>
+          <w:sz w:val="22"/>
+        </w:rPr>
+        <w:t xml:space="preserve">Лёша: </w:t>
+      </w:r>
+      <w:r>
+        <w:rPr>
+          <w:rFonts w:ascii="Times New Roman" w:hAnsi="Times New Roman" w:eastAsia="Malgun Gothic"/>
+          <w:b w:val="0"/>
+          <w:i w:val="0"/>
+          <w:sz w:val="22"/>
+        </w:rPr>
+        <w:t>«Ах! злые языки страшнее пистолета». Помните, Эдуард Игоревич, кто это говорит у Грибоедова? Молчалин. Человек, который всю пьесу угождал начальству. Я знаю, как стреляют пистолеты, — месяц назад в Черногорске. Злые языки мне не страшнее.</w:t>
+      </w:r>
+    </w:p>
+    <w:p>
+      <w:pPr>
+        <w:spacing w:before="0" w:after="110" w:line="300" w:lineRule="auto"/>
+      </w:pPr>
+      <w:r>
+        <w:rPr>
+          <w:rFonts w:ascii="Times New Roman" w:hAnsi="Times New Roman" w:eastAsia="Malgun Gothic"/>
+          <w:b/>
+          <w:i w:val="0"/>
+          <w:sz w:val="22"/>
+        </w:rPr>
+        <w:t xml:space="preserve">Держин: </w:t>
+      </w:r>
+      <w:r>
+        <w:rPr>
+          <w:rFonts w:ascii="Times New Roman" w:hAnsi="Times New Roman" w:eastAsia="Malgun Gothic"/>
+          <w:b w:val="0"/>
+          <w:i/>
+          <w:color w:val="555555"/>
+          <w:sz w:val="22"/>
+        </w:rPr>
+        <w:t>(багровея)</w:t>
+      </w:r>
+      <w:r>
+        <w:rPr>
+          <w:rFonts w:ascii="Times New Roman" w:hAnsi="Times New Roman" w:eastAsia="Malgun Gothic"/>
+          <w:b w:val="0"/>
+          <w:i w:val="0"/>
+          <w:sz w:val="22"/>
+        </w:rPr>
+        <w:t xml:space="preserve"> Не надо тут театра, Орлов! Вы не в школе!</w:t>
+      </w:r>
+    </w:p>
+    <w:p>
+      <w:pPr>
+        <w:spacing w:before="0" w:after="110" w:line="300" w:lineRule="auto"/>
+      </w:pPr>
+      <w:r>
+        <w:rPr>
+          <w:rFonts w:ascii="Times New Roman" w:hAnsi="Times New Roman" w:eastAsia="Malgun Gothic"/>
+          <w:b/>
+          <w:i w:val="0"/>
+          <w:sz w:val="22"/>
+        </w:rPr>
+        <w:t xml:space="preserve">Лёша: </w:t>
+      </w:r>
+      <w:r>
+        <w:rPr>
+          <w:rFonts w:ascii="Times New Roman" w:hAnsi="Times New Roman" w:eastAsia="Malgun Gothic"/>
+          <w:b w:val="0"/>
+          <w:i w:val="0"/>
+          <w:sz w:val="22"/>
+        </w:rPr>
+        <w:t>Не в школе, Эдуард Игоревич. Но в школе этому как раз учили: сначала проверь, потом говори.</w:t>
       </w:r>
     </w:p>
     <w:p>
@@ -1281,6 +1704,108 @@
           <w:i w:val="0"/>
           <w:sz w:val="22"/>
         </w:rPr>
+        <w:t xml:space="preserve">Примакова: </w:t>
+      </w:r>
+      <w:r>
+        <w:rPr>
+          <w:rFonts w:ascii="Times New Roman" w:hAnsi="Times New Roman" w:eastAsia="Malgun Gothic"/>
+          <w:b w:val="0"/>
+          <w:i w:val="0"/>
+          <w:sz w:val="22"/>
+        </w:rPr>
+        <w:t>Вы очень уверены в себе для человека, который никогда не управлял федеральным бюджетом.</w:t>
+      </w:r>
+    </w:p>
+    <w:p>
+      <w:pPr>
+        <w:spacing w:before="0" w:after="110" w:line="300" w:lineRule="auto"/>
+      </w:pPr>
+      <w:r>
+        <w:rPr>
+          <w:rFonts w:ascii="Times New Roman" w:hAnsi="Times New Roman" w:eastAsia="Malgun Gothic"/>
+          <w:b/>
+          <w:i w:val="0"/>
+          <w:sz w:val="22"/>
+        </w:rPr>
+        <w:t xml:space="preserve">Лёша: </w:t>
+      </w:r>
+      <w:r>
+        <w:rPr>
+          <w:rFonts w:ascii="Times New Roman" w:hAnsi="Times New Roman" w:eastAsia="Malgun Gothic"/>
+          <w:b w:val="0"/>
+          <w:i w:val="0"/>
+          <w:sz w:val="22"/>
+        </w:rPr>
+        <w:t>Я уверен не в себе, Елена Викторовна. Я уверен в людях, которые умеют читать цифры. И я не боюсь, что они прочитают мои. А вы?</w:t>
+      </w:r>
+    </w:p>
+    <w:p>
+      <w:pPr>
+        <w:spacing w:before="0" w:after="110" w:line="300" w:lineRule="auto"/>
+      </w:pPr>
+      <w:r>
+        <w:rPr>
+          <w:rFonts w:ascii="Times New Roman" w:hAnsi="Times New Roman" w:eastAsia="Malgun Gothic"/>
+          <w:b/>
+          <w:i w:val="0"/>
+          <w:sz w:val="22"/>
+        </w:rPr>
+        <w:t xml:space="preserve">Примакова: </w:t>
+      </w:r>
+      <w:r>
+        <w:rPr>
+          <w:rFonts w:ascii="Times New Roman" w:hAnsi="Times New Roman" w:eastAsia="Malgun Gothic"/>
+          <w:b w:val="0"/>
+          <w:i/>
+          <w:color w:val="555555"/>
+          <w:sz w:val="22"/>
+        </w:rPr>
+        <w:t>(сухо)</w:t>
+      </w:r>
+      <w:r>
+        <w:rPr>
+          <w:rFonts w:ascii="Times New Roman" w:hAnsi="Times New Roman" w:eastAsia="Malgun Gothic"/>
+          <w:b w:val="0"/>
+          <w:i w:val="0"/>
+          <w:sz w:val="22"/>
+        </w:rPr>
+        <w:t xml:space="preserve"> Мои цифры — государственная тайна до инаугурации.</w:t>
+      </w:r>
+    </w:p>
+    <w:p>
+      <w:pPr>
+        <w:spacing w:before="0" w:after="110" w:line="300" w:lineRule="auto"/>
+      </w:pPr>
+      <w:r>
+        <w:rPr>
+          <w:rFonts w:ascii="Times New Roman" w:hAnsi="Times New Roman" w:eastAsia="Malgun Gothic"/>
+          <w:b/>
+          <w:i w:val="0"/>
+          <w:sz w:val="22"/>
+        </w:rPr>
+        <w:t xml:space="preserve">Лёша: </w:t>
+      </w:r>
+      <w:r>
+        <w:rPr>
+          <w:rFonts w:ascii="Times New Roman" w:hAnsi="Times New Roman" w:eastAsia="Malgun Gothic"/>
+          <w:b w:val="0"/>
+          <w:i w:val="0"/>
+          <w:sz w:val="22"/>
+        </w:rPr>
+        <w:t>Вот именно в этом и разница между нами.</w:t>
+      </w:r>
+    </w:p>
+    <w:p>
+      <w:pPr>
+        <w:spacing w:before="0" w:after="110" w:line="300" w:lineRule="auto"/>
+      </w:pPr>
+      <w:r>
+        <w:rPr>
+          <w:rFonts w:ascii="Times New Roman" w:hAnsi="Times New Roman" w:eastAsia="Malgun Gothic"/>
+          <w:b/>
+          <w:i w:val="0"/>
+          <w:sz w:val="22"/>
+        </w:rPr>
         <w:t xml:space="preserve">Держин: </w:t>
       </w:r>
       <w:r>
@@ -1478,7 +2003,7 @@
           <w:i w:val="0"/>
           <w:sz w:val="22"/>
         </w:rPr>
-        <w:t xml:space="preserve">Настя: </w:t>
+        <w:t xml:space="preserve">Гребенщиков: </w:t>
       </w:r>
       <w:r>
         <w:rPr>
@@ -1488,7 +2013,7 @@
           <w:color w:val="555555"/>
           <w:sz w:val="22"/>
         </w:rPr>
-        <w:t>(по телефону, громкая связь)</w:t>
+        <w:t>(подходит, протягивает Лёше руку)</w:t>
       </w:r>
       <w:r>
         <w:rPr>
@@ -1497,7 +2022,7 @@
           <w:i w:val="0"/>
           <w:sz w:val="22"/>
         </w:rPr>
-        <w:t xml:space="preserve"> Алексей Николаевич, вы сказали «независимые». Спасибо.</w:t>
+        <w:t xml:space="preserve"> Хорошо. Очень хорошо. Одно замечание: про Молчалина было лишнее. Половина зрителей не помнит, кто это.</w:t>
       </w:r>
     </w:p>
     <w:p>
@@ -1520,7 +2045,7 @@
           <w:i w:val="0"/>
           <w:sz w:val="22"/>
         </w:rPr>
-        <w:t>Я обещал, Анастасия Дмитриевна.</w:t>
+        <w:t>А вторая половина вспомнила, Анатолий Викторович. Этого достаточно.</w:t>
       </w:r>
     </w:p>
     <w:p>
@@ -1534,7 +2059,17 @@
           <w:i w:val="0"/>
           <w:sz w:val="22"/>
         </w:rPr>
-        <w:t xml:space="preserve">Настя: </w:t>
+        <w:t xml:space="preserve">Гребенщиков: </w:t>
+      </w:r>
+      <w:r>
+        <w:rPr>
+          <w:rFonts w:ascii="Times New Roman" w:hAnsi="Times New Roman" w:eastAsia="Malgun Gothic"/>
+          <w:b w:val="0"/>
+          <w:i/>
+          <w:color w:val="555555"/>
+          <w:sz w:val="22"/>
+        </w:rPr>
+        <w:t>(усмехается)</w:t>
       </w:r>
       <w:r>
         <w:rPr>
@@ -1543,7 +2078,7 @@
           <w:i w:val="0"/>
           <w:sz w:val="22"/>
         </w:rPr>
-        <w:t>Кирилл говорит, что вы сказали это с таким лицом, будто вам хотелось сказать «наши».</w:t>
+        <w:t xml:space="preserve"> Вторая половина за вас и так голосует.</w:t>
       </w:r>
     </w:p>
     <w:p>
@@ -1557,7 +2092,17 @@
           <w:i w:val="0"/>
           <w:sz w:val="22"/>
         </w:rPr>
-        <w:t xml:space="preserve">Лёша: </w:t>
+        <w:t xml:space="preserve">Настя: </w:t>
+      </w:r>
+      <w:r>
+        <w:rPr>
+          <w:rFonts w:ascii="Times New Roman" w:hAnsi="Times New Roman" w:eastAsia="Malgun Gothic"/>
+          <w:b w:val="0"/>
+          <w:i/>
+          <w:color w:val="555555"/>
+          <w:sz w:val="22"/>
+        </w:rPr>
+        <w:t>(по телефону, громкая связь)</w:t>
       </w:r>
       <w:r>
         <w:rPr>
@@ -1566,7 +2111,122 @@
           <w:i w:val="0"/>
           <w:sz w:val="22"/>
         </w:rPr>
+        <w:t xml:space="preserve"> Алексей Николаевич, вы сказали «независимые». Спасибо.</w:t>
+      </w:r>
+    </w:p>
+    <w:p>
+      <w:pPr>
+        <w:spacing w:before="0" w:after="110" w:line="300" w:lineRule="auto"/>
+      </w:pPr>
+      <w:r>
+        <w:rPr>
+          <w:rFonts w:ascii="Times New Roman" w:hAnsi="Times New Roman" w:eastAsia="Malgun Gothic"/>
+          <w:b/>
+          <w:i w:val="0"/>
+          <w:sz w:val="22"/>
+        </w:rPr>
+        <w:t xml:space="preserve">Лёша: </w:t>
+      </w:r>
+      <w:r>
+        <w:rPr>
+          <w:rFonts w:ascii="Times New Roman" w:hAnsi="Times New Roman" w:eastAsia="Malgun Gothic"/>
+          <w:b w:val="0"/>
+          <w:i w:val="0"/>
+          <w:sz w:val="22"/>
+        </w:rPr>
+        <w:t>Я обещал, Анастасия Дмитриевна.</w:t>
+      </w:r>
+    </w:p>
+    <w:p>
+      <w:pPr>
+        <w:spacing w:before="0" w:after="110" w:line="300" w:lineRule="auto"/>
+      </w:pPr>
+      <w:r>
+        <w:rPr>
+          <w:rFonts w:ascii="Times New Roman" w:hAnsi="Times New Roman" w:eastAsia="Malgun Gothic"/>
+          <w:b/>
+          <w:i w:val="0"/>
+          <w:sz w:val="22"/>
+        </w:rPr>
+        <w:t xml:space="preserve">Настя: </w:t>
+      </w:r>
+      <w:r>
+        <w:rPr>
+          <w:rFonts w:ascii="Times New Roman" w:hAnsi="Times New Roman" w:eastAsia="Malgun Gothic"/>
+          <w:b w:val="0"/>
+          <w:i w:val="0"/>
+          <w:sz w:val="22"/>
+        </w:rPr>
+        <w:t>Кирилл говорит, что вы сказали это с таким лицом, будто вам хотелось сказать «наши».</w:t>
+      </w:r>
+    </w:p>
+    <w:p>
+      <w:pPr>
+        <w:spacing w:before="0" w:after="110" w:line="300" w:lineRule="auto"/>
+      </w:pPr>
+      <w:r>
+        <w:rPr>
+          <w:rFonts w:ascii="Times New Roman" w:hAnsi="Times New Roman" w:eastAsia="Malgun Gothic"/>
+          <w:b/>
+          <w:i w:val="0"/>
+          <w:sz w:val="22"/>
+        </w:rPr>
+        <w:t xml:space="preserve">Лёша: </w:t>
+      </w:r>
+      <w:r>
+        <w:rPr>
+          <w:rFonts w:ascii="Times New Roman" w:hAnsi="Times New Roman" w:eastAsia="Malgun Gothic"/>
+          <w:b w:val="0"/>
+          <w:i w:val="0"/>
+          <w:sz w:val="22"/>
+        </w:rPr>
         <w:t>Кирилл Андреевич внимательный человек. Передайте ему, что это останется между нами.</w:t>
+      </w:r>
+    </w:p>
+    <w:p>
+      <w:pPr>
+        <w:spacing w:before="0" w:after="110" w:line="300" w:lineRule="auto"/>
+      </w:pPr>
+      <w:r>
+        <w:rPr>
+          <w:rFonts w:ascii="Times New Roman" w:hAnsi="Times New Roman" w:eastAsia="Malgun Gothic"/>
+          <w:b/>
+          <w:i w:val="0"/>
+          <w:sz w:val="22"/>
+        </w:rPr>
+        <w:t xml:space="preserve">Настя: </w:t>
+      </w:r>
+      <w:r>
+        <w:rPr>
+          <w:rFonts w:ascii="Times New Roman" w:hAnsi="Times New Roman" w:eastAsia="Malgun Gothic"/>
+          <w:b w:val="0"/>
+          <w:i w:val="0"/>
+          <w:sz w:val="22"/>
+        </w:rPr>
+        <w:t>Передам. Он и так понял. И, Алексей Николаевич, — Изольда Тимофеевна просила сказать, что у Беляевой подпись всё-таки красивее, чем в фальшивке.</w:t>
+      </w:r>
+    </w:p>
+    <w:p>
+      <w:pPr>
+        <w:spacing w:before="0" w:after="110" w:line="300" w:lineRule="auto"/>
+      </w:pPr>
+      <w:r>
+        <w:rPr>
+          <w:rFonts w:ascii="Times New Roman" w:hAnsi="Times New Roman" w:eastAsia="Malgun Gothic"/>
+          <w:b/>
+          <w:i w:val="0"/>
+          <w:sz w:val="22"/>
+        </w:rPr>
+        <w:t xml:space="preserve">Лёша: </w:t>
+      </w:r>
+      <w:r>
+        <w:rPr>
+          <w:rFonts w:ascii="Times New Roman" w:hAnsi="Times New Roman" w:eastAsia="Malgun Gothic"/>
+          <w:b w:val="0"/>
+          <w:i w:val="0"/>
+          <w:sz w:val="22"/>
+        </w:rPr>
+        <w:t>Передайте Изольде Тимофеевне, что это не войдёт в заключение.</w:t>
       </w:r>
     </w:p>
     <w:p>
@@ -1661,7 +2321,30 @@
           <w:i w:val="0"/>
           <w:sz w:val="22"/>
         </w:rPr>
-        <w:t>Я родом из Сибири. Там в каждой школе учат стихи, которые Пушкин отправил декабристам на каторгу: «Оковы тяжкие падут, темницы рухнут — и свобода вас примет радостно у входа». Два века эти строчки звучали как утешение. Через три дня они могут стать просто описанием того, что случилось. Не дайте страху заставить вас промолчать снова.</w:t>
+        <w:t>Я не буду обещать вам, что все сыновья вернутся к Новому году. Я обещаю, что вы узнаете правду о том, сколько стоит каждый день, пока их нет дома. И что решать будете вы, а не люди в кабинетах, которые своих сыновей туда не посылают.</w:t>
+      </w:r>
+    </w:p>
+    <w:p>
+      <w:pPr>
+        <w:spacing w:before="0" w:after="110" w:line="300" w:lineRule="auto"/>
+      </w:pPr>
+      <w:r>
+        <w:rPr>
+          <w:rFonts w:ascii="Times New Roman" w:hAnsi="Times New Roman" w:eastAsia="Malgun Gothic"/>
+          <w:b/>
+          <w:i w:val="0"/>
+          <w:sz w:val="22"/>
+        </w:rPr>
+        <w:t xml:space="preserve">Лёша: </w:t>
+      </w:r>
+      <w:r>
+        <w:rPr>
+          <w:rFonts w:ascii="Times New Roman" w:hAnsi="Times New Roman" w:eastAsia="Malgun Gothic"/>
+          <w:b w:val="0"/>
+          <w:i w:val="0"/>
+          <w:sz w:val="22"/>
+        </w:rPr>
+        <w:t>Я из Сибири. Там эти стихи знают с детства — стихи, которые Пушкин отправил декабристам на каторгу: «Оковы тяжкие падут, темницы рухнут — и свобода вас примет радостно у входа». Два века эти строчки звучали как утешение. Через три дня они могут стать просто описанием того, что случилось. Не дайте страху заставить вас промолчать снова.</w:t>
       </w:r>
     </w:p>
     <w:p>
@@ -1677,6 +2360,39 @@
           <w:sz w:val="22"/>
         </w:rPr>
         <w:t>(толпа скандирует его имя; у многих в глазах слёзы)</w:t>
+      </w:r>
+    </w:p>
+    <w:p>
+      <w:pPr>
+        <w:spacing w:before="0" w:after="110" w:line="300" w:lineRule="auto"/>
+      </w:pPr>
+      <w:r>
+        <w:rPr>
+          <w:rFonts w:ascii="Times New Roman" w:hAnsi="Times New Roman" w:eastAsia="Malgun Gothic"/>
+          <w:b/>
+          <w:i w:val="0"/>
+          <w:sz w:val="22"/>
+        </w:rPr>
+        <w:t xml:space="preserve">Лёша: </w:t>
+      </w:r>
+      <w:r>
+        <w:rPr>
+          <w:rFonts w:ascii="Times New Roman" w:hAnsi="Times New Roman" w:eastAsia="Malgun Gothic"/>
+          <w:b w:val="0"/>
+          <w:i/>
+          <w:color w:val="555555"/>
+          <w:sz w:val="22"/>
+        </w:rPr>
+        <w:t>(когда толпа стихает)</w:t>
+      </w:r>
+      <w:r>
+        <w:rPr>
+          <w:rFonts w:ascii="Times New Roman" w:hAnsi="Times New Roman" w:eastAsia="Malgun Gothic"/>
+          <w:b w:val="0"/>
+          <w:i w:val="0"/>
+          <w:sz w:val="22"/>
+        </w:rPr>
+        <w:t xml:space="preserve"> И ещё. В день выборов, пожалуйста, голосуйте не за меня. Голосуйте за себя. Если выберете меня — проверяйте меня так же, как «Компас» проверяет мою кампанию. Каждый день.</w:t>
       </w:r>
     </w:p>
     <w:p>
@@ -1761,7 +2477,7 @@
           <w:i w:val="0"/>
           <w:sz w:val="22"/>
         </w:rPr>
-        <w:t>Отец гордился бы тем, что ты не сдался, несмотря ни на что.</w:t>
+        <w:t>Я тебе щей привезла. В термосе. Ешь, пока горячие, и не спорь.</w:t>
       </w:r>
     </w:p>
     <w:p>
@@ -1776,75 +2492,6 @@
           <w:sz w:val="22"/>
         </w:rPr>
         <w:t xml:space="preserve">Лёша: </w:t>
-      </w:r>
-      <w:r>
-        <w:rPr>
-          <w:rFonts w:ascii="Times New Roman" w:hAnsi="Times New Roman" w:eastAsia="Malgun Gothic"/>
-          <w:b w:val="0"/>
-          <w:i w:val="0"/>
-          <w:sz w:val="22"/>
-        </w:rPr>
-        <w:t>Иногда я думаю, что если бы не всё, что случилось — с ним, с Быковым, с Дарьей, с Ольгой Викторовной, — я бы никогда не дошёл так далеко. Это ужасная мысль, мам.</w:t>
-      </w:r>
-    </w:p>
-    <w:p>
-      <w:pPr>
-        <w:spacing w:before="0" w:after="110" w:line="300" w:lineRule="auto"/>
-      </w:pPr>
-      <w:r>
-        <w:rPr>
-          <w:rFonts w:ascii="Times New Roman" w:hAnsi="Times New Roman" w:eastAsia="Malgun Gothic"/>
-          <w:b/>
-          <w:i w:val="0"/>
-          <w:sz w:val="22"/>
-        </w:rPr>
-        <w:t xml:space="preserve">Анна: </w:t>
-      </w:r>
-      <w:r>
-        <w:rPr>
-          <w:rFonts w:ascii="Times New Roman" w:hAnsi="Times New Roman" w:eastAsia="Malgun Gothic"/>
-          <w:b w:val="0"/>
-          <w:i w:val="0"/>
-          <w:sz w:val="22"/>
-        </w:rPr>
-        <w:t>Не ужасная. Просто правдивая. Потери формируют нас так же, как победы, Лёша. Не вини себя за то, что научился чему-то из боли.</w:t>
-      </w:r>
-    </w:p>
-    <w:p>
-      <w:pPr>
-        <w:spacing w:before="0" w:after="110" w:line="300" w:lineRule="auto"/>
-      </w:pPr>
-      <w:r>
-        <w:rPr>
-          <w:rFonts w:ascii="Times New Roman" w:hAnsi="Times New Roman" w:eastAsia="Malgun Gothic"/>
-          <w:b/>
-          <w:i w:val="0"/>
-          <w:sz w:val="22"/>
-        </w:rPr>
-        <w:t xml:space="preserve">Лёша: </w:t>
-      </w:r>
-      <w:r>
-        <w:rPr>
-          <w:rFonts w:ascii="Times New Roman" w:hAnsi="Times New Roman" w:eastAsia="Malgun Gothic"/>
-          <w:b w:val="0"/>
-          <w:i w:val="0"/>
-          <w:sz w:val="22"/>
-        </w:rPr>
-        <w:t>А вы? Что вы чувствуете, зная, что через три дня ваш сын может стать президентом?</w:t>
-      </w:r>
-    </w:p>
-    <w:p>
-      <w:pPr>
-        <w:spacing w:before="0" w:after="110" w:line="300" w:lineRule="auto"/>
-      </w:pPr>
-      <w:r>
-        <w:rPr>
-          <w:rFonts w:ascii="Times New Roman" w:hAnsi="Times New Roman" w:eastAsia="Malgun Gothic"/>
-          <w:b/>
-          <w:i w:val="0"/>
-          <w:sz w:val="22"/>
-        </w:rPr>
-        <w:t xml:space="preserve">Анна: </w:t>
       </w:r>
       <w:r>
         <w:rPr>
@@ -1854,7 +2501,7 @@
           <w:color w:val="555555"/>
           <w:sz w:val="22"/>
         </w:rPr>
-        <w:t>(со слезами и улыбкой одновременно)</w:t>
+        <w:t>(улыбается, открывая термос)</w:t>
       </w:r>
       <w:r>
         <w:rPr>
@@ -1863,7 +2510,7 @@
           <w:i w:val="0"/>
           <w:sz w:val="22"/>
         </w:rPr>
-        <w:t xml:space="preserve"> Горжусь. Боюсь. И безумно, невероятно горжусь.</w:t>
+        <w:t xml:space="preserve"> Штаб питается пиццей уже месяц. Катя скажет, что это нечестное преимущество.</w:t>
       </w:r>
     </w:p>
     <w:p>
@@ -1877,7 +2524,7 @@
           <w:i w:val="0"/>
           <w:sz w:val="22"/>
         </w:rPr>
-        <w:t xml:space="preserve">Лёша: </w:t>
+        <w:t xml:space="preserve">Анна: </w:t>
       </w:r>
       <w:r>
         <w:rPr>
@@ -1886,7 +2533,7 @@
           <w:i w:val="0"/>
           <w:sz w:val="22"/>
         </w:rPr>
-        <w:t>А боитесь чего больше — что проиграю или что выиграю?</w:t>
+        <w:t>Катя пусть тоже ест. Я на всех привезла.</w:t>
       </w:r>
     </w:p>
     <w:p>
@@ -1900,7 +2547,7 @@
           <w:i w:val="0"/>
           <w:sz w:val="22"/>
         </w:rPr>
-        <w:t xml:space="preserve">Анна: </w:t>
+        <w:t xml:space="preserve">Лёша: </w:t>
       </w:r>
       <w:r>
         <w:rPr>
@@ -1910,7 +2557,7 @@
           <w:color w:val="555555"/>
           <w:sz w:val="22"/>
         </w:rPr>
-        <w:t>(долго молчит)</w:t>
+        <w:t>(ест)</w:t>
       </w:r>
       <w:r>
         <w:rPr>
@@ -1919,7 +2566,355 @@
           <w:i w:val="0"/>
           <w:sz w:val="22"/>
         </w:rPr>
+        <w:t xml:space="preserve"> Мам, вы только что выиграли у Держина. Без дебатов.</w:t>
+      </w:r>
+    </w:p>
+    <w:p>
+      <w:pPr>
+        <w:spacing w:before="0" w:after="110" w:line="300" w:lineRule="auto"/>
+      </w:pPr>
+      <w:r>
+        <w:rPr>
+          <w:rFonts w:ascii="Times New Roman" w:hAnsi="Times New Roman" w:eastAsia="Malgun Gothic"/>
+          <w:b/>
+          <w:i w:val="0"/>
+          <w:sz w:val="22"/>
+        </w:rPr>
+        <w:t xml:space="preserve">Анна: </w:t>
+      </w:r>
+      <w:r>
+        <w:rPr>
+          <w:rFonts w:ascii="Times New Roman" w:hAnsi="Times New Roman" w:eastAsia="Malgun Gothic"/>
+          <w:b w:val="0"/>
+          <w:i w:val="0"/>
+          <w:sz w:val="22"/>
+        </w:rPr>
+        <w:t>Отец гордился бы тем, что ты не сдался, несмотря ни на что.</w:t>
+      </w:r>
+    </w:p>
+    <w:p>
+      <w:pPr>
+        <w:spacing w:before="0" w:after="110" w:line="300" w:lineRule="auto"/>
+      </w:pPr>
+      <w:r>
+        <w:rPr>
+          <w:rFonts w:ascii="Times New Roman" w:hAnsi="Times New Roman" w:eastAsia="Malgun Gothic"/>
+          <w:b/>
+          <w:i w:val="0"/>
+          <w:sz w:val="22"/>
+        </w:rPr>
+        <w:t xml:space="preserve">Лёша: </w:t>
+      </w:r>
+      <w:r>
+        <w:rPr>
+          <w:rFonts w:ascii="Times New Roman" w:hAnsi="Times New Roman" w:eastAsia="Malgun Gothic"/>
+          <w:b w:val="0"/>
+          <w:i w:val="0"/>
+          <w:sz w:val="22"/>
+        </w:rPr>
+        <w:t>Иногда я думаю, что если бы не всё, что случилось — с ним, с Быковым, с Дарьей, с Ольгой Викторовной, — я бы никогда не дошёл так далеко. Это ужасная мысль, мам.</w:t>
+      </w:r>
+    </w:p>
+    <w:p>
+      <w:pPr>
+        <w:spacing w:before="0" w:after="110" w:line="300" w:lineRule="auto"/>
+      </w:pPr>
+      <w:r>
+        <w:rPr>
+          <w:rFonts w:ascii="Times New Roman" w:hAnsi="Times New Roman" w:eastAsia="Malgun Gothic"/>
+          <w:b/>
+          <w:i w:val="0"/>
+          <w:sz w:val="22"/>
+        </w:rPr>
+        <w:t xml:space="preserve">Анна: </w:t>
+      </w:r>
+      <w:r>
+        <w:rPr>
+          <w:rFonts w:ascii="Times New Roman" w:hAnsi="Times New Roman" w:eastAsia="Malgun Gothic"/>
+          <w:b w:val="0"/>
+          <w:i w:val="0"/>
+          <w:sz w:val="22"/>
+        </w:rPr>
+        <w:t>Не ужасная. Просто правдивая. Потери формируют нас так же, как победы, Лёша. Не вини себя за то, что научился чему-то из боли.</w:t>
+      </w:r>
+    </w:p>
+    <w:p>
+      <w:pPr>
+        <w:spacing w:before="0" w:after="110" w:line="300" w:lineRule="auto"/>
+      </w:pPr>
+      <w:r>
+        <w:rPr>
+          <w:rFonts w:ascii="Times New Roman" w:hAnsi="Times New Roman" w:eastAsia="Malgun Gothic"/>
+          <w:b/>
+          <w:i w:val="0"/>
+          <w:sz w:val="22"/>
+        </w:rPr>
+        <w:t xml:space="preserve">Лёша: </w:t>
+      </w:r>
+      <w:r>
+        <w:rPr>
+          <w:rFonts w:ascii="Times New Roman" w:hAnsi="Times New Roman" w:eastAsia="Malgun Gothic"/>
+          <w:b w:val="0"/>
+          <w:i w:val="0"/>
+          <w:sz w:val="22"/>
+        </w:rPr>
+        <w:t>Отец бы так сказал?</w:t>
+      </w:r>
+    </w:p>
+    <w:p>
+      <w:pPr>
+        <w:spacing w:before="0" w:after="110" w:line="300" w:lineRule="auto"/>
+      </w:pPr>
+      <w:r>
+        <w:rPr>
+          <w:rFonts w:ascii="Times New Roman" w:hAnsi="Times New Roman" w:eastAsia="Malgun Gothic"/>
+          <w:b/>
+          <w:i w:val="0"/>
+          <w:sz w:val="22"/>
+        </w:rPr>
+        <w:t xml:space="preserve">Анна: </w:t>
+      </w:r>
+      <w:r>
+        <w:rPr>
+          <w:rFonts w:ascii="Times New Roman" w:hAnsi="Times New Roman" w:eastAsia="Malgun Gothic"/>
+          <w:b w:val="0"/>
+          <w:i w:val="0"/>
+          <w:sz w:val="22"/>
+        </w:rPr>
+        <w:t xml:space="preserve">Отец сказал бы короче. «Не ной, работай». </w:t>
+      </w:r>
+      <w:r>
+        <w:rPr>
+          <w:rFonts w:ascii="Times New Roman" w:hAnsi="Times New Roman" w:eastAsia="Malgun Gothic"/>
+          <w:b w:val="0"/>
+          <w:i/>
+          <w:color w:val="555555"/>
+          <w:sz w:val="22"/>
+        </w:rPr>
+        <w:t>(улыбается)</w:t>
+      </w:r>
+      <w:r>
+        <w:rPr>
+          <w:rFonts w:ascii="Times New Roman" w:hAnsi="Times New Roman" w:eastAsia="Malgun Gothic"/>
+          <w:b w:val="0"/>
+          <w:i w:val="0"/>
+          <w:sz w:val="22"/>
+        </w:rPr>
+        <w:t xml:space="preserve"> А потом бы полночи не спал и курил на балконе.</w:t>
+      </w:r>
+    </w:p>
+    <w:p>
+      <w:pPr>
+        <w:spacing w:before="0" w:after="110" w:line="300" w:lineRule="auto"/>
+      </w:pPr>
+      <w:r>
+        <w:rPr>
+          <w:rFonts w:ascii="Times New Roman" w:hAnsi="Times New Roman" w:eastAsia="Malgun Gothic"/>
+          <w:b/>
+          <w:i w:val="0"/>
+          <w:sz w:val="22"/>
+        </w:rPr>
+        <w:t xml:space="preserve">Лёша: </w:t>
+      </w:r>
+      <w:r>
+        <w:rPr>
+          <w:rFonts w:ascii="Times New Roman" w:hAnsi="Times New Roman" w:eastAsia="Malgun Gothic"/>
+          <w:b w:val="0"/>
+          <w:i w:val="0"/>
+          <w:sz w:val="22"/>
+        </w:rPr>
+        <w:t>А вы? Что вы чувствуете, зная, что через три дня ваш сын может стать президентом?</w:t>
+      </w:r>
+    </w:p>
+    <w:p>
+      <w:pPr>
+        <w:spacing w:before="0" w:after="110" w:line="300" w:lineRule="auto"/>
+      </w:pPr>
+      <w:r>
+        <w:rPr>
+          <w:rFonts w:ascii="Times New Roman" w:hAnsi="Times New Roman" w:eastAsia="Malgun Gothic"/>
+          <w:b/>
+          <w:i w:val="0"/>
+          <w:sz w:val="22"/>
+        </w:rPr>
+        <w:t xml:space="preserve">Анна: </w:t>
+      </w:r>
+      <w:r>
+        <w:rPr>
+          <w:rFonts w:ascii="Times New Roman" w:hAnsi="Times New Roman" w:eastAsia="Malgun Gothic"/>
+          <w:b w:val="0"/>
+          <w:i/>
+          <w:color w:val="555555"/>
+          <w:sz w:val="22"/>
+        </w:rPr>
+        <w:t>(со слезами и улыбкой одновременно)</w:t>
+      </w:r>
+      <w:r>
+        <w:rPr>
+          <w:rFonts w:ascii="Times New Roman" w:hAnsi="Times New Roman" w:eastAsia="Malgun Gothic"/>
+          <w:b w:val="0"/>
+          <w:i w:val="0"/>
+          <w:sz w:val="22"/>
+        </w:rPr>
+        <w:t xml:space="preserve"> Горжусь. Боюсь. И безумно, невероятно горжусь.</w:t>
+      </w:r>
+    </w:p>
+    <w:p>
+      <w:pPr>
+        <w:spacing w:before="0" w:after="110" w:line="300" w:lineRule="auto"/>
+      </w:pPr>
+      <w:r>
+        <w:rPr>
+          <w:rFonts w:ascii="Times New Roman" w:hAnsi="Times New Roman" w:eastAsia="Malgun Gothic"/>
+          <w:b/>
+          <w:i w:val="0"/>
+          <w:sz w:val="22"/>
+        </w:rPr>
+        <w:t xml:space="preserve">Лёша: </w:t>
+      </w:r>
+      <w:r>
+        <w:rPr>
+          <w:rFonts w:ascii="Times New Roman" w:hAnsi="Times New Roman" w:eastAsia="Malgun Gothic"/>
+          <w:b w:val="0"/>
+          <w:i w:val="0"/>
+          <w:sz w:val="22"/>
+        </w:rPr>
+        <w:t>А боитесь чего больше — что проиграю или что выиграю?</w:t>
+      </w:r>
+    </w:p>
+    <w:p>
+      <w:pPr>
+        <w:spacing w:before="0" w:after="110" w:line="300" w:lineRule="auto"/>
+      </w:pPr>
+      <w:r>
+        <w:rPr>
+          <w:rFonts w:ascii="Times New Roman" w:hAnsi="Times New Roman" w:eastAsia="Malgun Gothic"/>
+          <w:b/>
+          <w:i w:val="0"/>
+          <w:sz w:val="22"/>
+        </w:rPr>
+        <w:t xml:space="preserve">Анна: </w:t>
+      </w:r>
+      <w:r>
+        <w:rPr>
+          <w:rFonts w:ascii="Times New Roman" w:hAnsi="Times New Roman" w:eastAsia="Malgun Gothic"/>
+          <w:b w:val="0"/>
+          <w:i/>
+          <w:color w:val="555555"/>
+          <w:sz w:val="22"/>
+        </w:rPr>
+        <w:t>(долго молчит)</w:t>
+      </w:r>
+      <w:r>
+        <w:rPr>
+          <w:rFonts w:ascii="Times New Roman" w:hAnsi="Times New Roman" w:eastAsia="Malgun Gothic"/>
+          <w:b w:val="0"/>
+          <w:i w:val="0"/>
+          <w:sz w:val="22"/>
+        </w:rPr>
         <w:t xml:space="preserve"> Что выиграешь, сынок. Проигравших у нас хотя бы оставляют в покое.</w:t>
+      </w:r>
+    </w:p>
+    <w:p>
+      <w:pPr>
+        <w:spacing w:before="0" w:after="110" w:line="300" w:lineRule="auto"/>
+      </w:pPr>
+      <w:r>
+        <w:rPr>
+          <w:rFonts w:ascii="Times New Roman" w:hAnsi="Times New Roman" w:eastAsia="Malgun Gothic"/>
+          <w:b/>
+          <w:i w:val="0"/>
+          <w:sz w:val="22"/>
+        </w:rPr>
+        <w:t xml:space="preserve">Лёша: </w:t>
+      </w:r>
+      <w:r>
+        <w:rPr>
+          <w:rFonts w:ascii="Times New Roman" w:hAnsi="Times New Roman" w:eastAsia="Malgun Gothic"/>
+          <w:b w:val="0"/>
+          <w:i/>
+          <w:color w:val="555555"/>
+          <w:sz w:val="22"/>
+        </w:rPr>
+        <w:t>(тихо)</w:t>
+      </w:r>
+      <w:r>
+        <w:rPr>
+          <w:rFonts w:ascii="Times New Roman" w:hAnsi="Times New Roman" w:eastAsia="Malgun Gothic"/>
+          <w:b w:val="0"/>
+          <w:i w:val="0"/>
+          <w:sz w:val="22"/>
+        </w:rPr>
+        <w:t xml:space="preserve"> Я тоже этого боюсь, мам. Больше, чем Держина.</w:t>
+      </w:r>
+    </w:p>
+    <w:p>
+      <w:pPr>
+        <w:spacing w:before="0" w:after="110" w:line="300" w:lineRule="auto"/>
+      </w:pPr>
+      <w:r>
+        <w:rPr>
+          <w:rFonts w:ascii="Times New Roman" w:hAnsi="Times New Roman" w:eastAsia="Malgun Gothic"/>
+          <w:b/>
+          <w:i w:val="0"/>
+          <w:sz w:val="22"/>
+        </w:rPr>
+        <w:t xml:space="preserve">Анна: </w:t>
+      </w:r>
+      <w:r>
+        <w:rPr>
+          <w:rFonts w:ascii="Times New Roman" w:hAnsi="Times New Roman" w:eastAsia="Malgun Gothic"/>
+          <w:b w:val="0"/>
+          <w:i w:val="0"/>
+          <w:sz w:val="22"/>
+        </w:rPr>
+        <w:t>Вот и хорошо. Значит, не зазнаешься.</w:t>
+      </w:r>
+    </w:p>
+    <w:p>
+      <w:pPr>
+        <w:spacing w:before="0" w:after="110" w:line="300" w:lineRule="auto"/>
+      </w:pPr>
+      <w:r>
+        <w:rPr>
+          <w:rFonts w:ascii="Times New Roman" w:hAnsi="Times New Roman" w:eastAsia="Malgun Gothic"/>
+          <w:b/>
+          <w:i w:val="0"/>
+          <w:sz w:val="22"/>
+        </w:rPr>
+        <w:t xml:space="preserve">Лёша: </w:t>
+      </w:r>
+      <w:r>
+        <w:rPr>
+          <w:rFonts w:ascii="Times New Roman" w:hAnsi="Times New Roman" w:eastAsia="Malgun Gothic"/>
+          <w:b w:val="0"/>
+          <w:i w:val="0"/>
+          <w:sz w:val="22"/>
+        </w:rPr>
+        <w:t>Мам, а вы пойдёте со мной голосовать? В Новокруцке, на старый участок?</w:t>
+      </w:r>
+    </w:p>
+    <w:p>
+      <w:pPr>
+        <w:spacing w:before="0" w:after="110" w:line="300" w:lineRule="auto"/>
+      </w:pPr>
+      <w:r>
+        <w:rPr>
+          <w:rFonts w:ascii="Times New Roman" w:hAnsi="Times New Roman" w:eastAsia="Malgun Gothic"/>
+          <w:b/>
+          <w:i w:val="0"/>
+          <w:sz w:val="22"/>
+        </w:rPr>
+        <w:t xml:space="preserve">Анна: </w:t>
+      </w:r>
+      <w:r>
+        <w:rPr>
+          <w:rFonts w:ascii="Times New Roman" w:hAnsi="Times New Roman" w:eastAsia="Malgun Gothic"/>
+          <w:b w:val="0"/>
+          <w:i w:val="0"/>
+          <w:sz w:val="22"/>
+        </w:rPr>
+        <w:t>А куда же ещё. Я там голосую тридцать лет. Только причешись.</w:t>
       </w:r>
     </w:p>
     <w:p>
@@ -1995,53 +2990,7 @@
           <w:i w:val="0"/>
           <w:sz w:val="22"/>
         </w:rPr>
-        <w:t xml:space="preserve">Гребенщиков: </w:t>
-      </w:r>
-      <w:r>
-        <w:rPr>
-          <w:rFonts w:ascii="Times New Roman" w:hAnsi="Times New Roman" w:eastAsia="Malgun Gothic"/>
-          <w:b w:val="0"/>
-          <w:i w:val="0"/>
-          <w:sz w:val="22"/>
-        </w:rPr>
-        <w:t>У вас минус два за три дня. У Держина — плюс шесть. Фальшивка не сработала против вас, но сработала на него: она собрала вокруг него тех, кто и так хотел в неё поверить.</w:t>
-      </w:r>
-    </w:p>
-    <w:p>
-      <w:pPr>
-        <w:spacing w:before="0" w:after="110" w:line="300" w:lineRule="auto"/>
-      </w:pPr>
-      <w:r>
-        <w:rPr>
-          <w:rFonts w:ascii="Times New Roman" w:hAnsi="Times New Roman" w:eastAsia="Malgun Gothic"/>
-          <w:b/>
-          <w:i w:val="0"/>
-          <w:sz w:val="22"/>
-        </w:rPr>
-        <w:t xml:space="preserve">Ирина: </w:t>
-      </w:r>
-      <w:r>
-        <w:rPr>
-          <w:rFonts w:ascii="Times New Roman" w:hAnsi="Times New Roman" w:eastAsia="Malgun Gothic"/>
-          <w:b w:val="0"/>
-          <w:i w:val="0"/>
-          <w:sz w:val="22"/>
-        </w:rPr>
-        <w:t>Если никто не наберёт больше половины голосов, будет второй тур против Держина.</w:t>
-      </w:r>
-    </w:p>
-    <w:p>
-      <w:pPr>
-        <w:spacing w:before="0" w:after="110" w:line="300" w:lineRule="auto"/>
-      </w:pPr>
-      <w:r>
-        <w:rPr>
-          <w:rFonts w:ascii="Times New Roman" w:hAnsi="Times New Roman" w:eastAsia="Malgun Gothic"/>
-          <w:b/>
-          <w:i w:val="0"/>
-          <w:sz w:val="22"/>
-        </w:rPr>
-        <w:t xml:space="preserve">Кирилл: </w:t>
+        <w:t xml:space="preserve">Томская: </w:t>
       </w:r>
       <w:r>
         <w:rPr>
@@ -2051,7 +3000,7 @@
           <w:color w:val="555555"/>
           <w:sz w:val="22"/>
         </w:rPr>
-        <w:t>(заглядывает в дверь)</w:t>
+        <w:t>(по громкой связи)</w:t>
       </w:r>
       <w:r>
         <w:rPr>
@@ -2060,7 +3009,270 @@
           <w:i w:val="0"/>
           <w:sz w:val="22"/>
         </w:rPr>
+        <w:t xml:space="preserve"> Алексей Николаевич, добавлю одно. В опросе треть не определилась или отказалась отвечать. Это больше, чем у Держина и Примаковой вместе.</w:t>
+      </w:r>
+    </w:p>
+    <w:p>
+      <w:pPr>
+        <w:spacing w:before="0" w:after="110" w:line="300" w:lineRule="auto"/>
+      </w:pPr>
+      <w:r>
+        <w:rPr>
+          <w:rFonts w:ascii="Times New Roman" w:hAnsi="Times New Roman" w:eastAsia="Malgun Gothic"/>
+          <w:b/>
+          <w:i w:val="0"/>
+          <w:sz w:val="22"/>
+        </w:rPr>
+        <w:t xml:space="preserve">Лёша: </w:t>
+      </w:r>
+      <w:r>
+        <w:rPr>
+          <w:rFonts w:ascii="Times New Roman" w:hAnsi="Times New Roman" w:eastAsia="Malgun Gothic"/>
+          <w:b w:val="0"/>
+          <w:i w:val="0"/>
+          <w:sz w:val="22"/>
+        </w:rPr>
+        <w:t>Молчаливые.</w:t>
+      </w:r>
+    </w:p>
+    <w:p>
+      <w:pPr>
+        <w:spacing w:before="0" w:after="110" w:line="300" w:lineRule="auto"/>
+      </w:pPr>
+      <w:r>
+        <w:rPr>
+          <w:rFonts w:ascii="Times New Roman" w:hAnsi="Times New Roman" w:eastAsia="Malgun Gothic"/>
+          <w:b/>
+          <w:i w:val="0"/>
+          <w:sz w:val="22"/>
+        </w:rPr>
+        <w:t xml:space="preserve">Томская: </w:t>
+      </w:r>
+      <w:r>
+        <w:rPr>
+          <w:rFonts w:ascii="Times New Roman" w:hAnsi="Times New Roman" w:eastAsia="Malgun Gothic"/>
+          <w:b w:val="0"/>
+          <w:i w:val="0"/>
+          <w:sz w:val="22"/>
+        </w:rPr>
+        <w:t>Молчаливые. Они не любят говорить с социологами. Но голосовать ходят.</w:t>
+      </w:r>
+    </w:p>
+    <w:p>
+      <w:pPr>
+        <w:spacing w:before="0" w:after="110" w:line="300" w:lineRule="auto"/>
+      </w:pPr>
+      <w:r>
+        <w:rPr>
+          <w:rFonts w:ascii="Times New Roman" w:hAnsi="Times New Roman" w:eastAsia="Malgun Gothic"/>
+          <w:b/>
+          <w:i w:val="0"/>
+          <w:sz w:val="22"/>
+        </w:rPr>
+        <w:t xml:space="preserve">Гребенщиков: </w:t>
+      </w:r>
+      <w:r>
+        <w:rPr>
+          <w:rFonts w:ascii="Times New Roman" w:hAnsi="Times New Roman" w:eastAsia="Malgun Gothic"/>
+          <w:b w:val="0"/>
+          <w:i w:val="0"/>
+          <w:sz w:val="22"/>
+        </w:rPr>
+        <w:t>У вас минус два за три дня. У Держина — плюс шесть. Фальшивка не сработала против вас, но сработала на него: она собрала вокруг него тех, кто и так хотел в неё поверить.</w:t>
+      </w:r>
+    </w:p>
+    <w:p>
+      <w:pPr>
+        <w:spacing w:before="0" w:after="110" w:line="300" w:lineRule="auto"/>
+      </w:pPr>
+      <w:r>
+        <w:rPr>
+          <w:rFonts w:ascii="Times New Roman" w:hAnsi="Times New Roman" w:eastAsia="Malgun Gothic"/>
+          <w:b/>
+          <w:i w:val="0"/>
+          <w:sz w:val="22"/>
+        </w:rPr>
+        <w:t xml:space="preserve">Ирина: </w:t>
+      </w:r>
+      <w:r>
+        <w:rPr>
+          <w:rFonts w:ascii="Times New Roman" w:hAnsi="Times New Roman" w:eastAsia="Malgun Gothic"/>
+          <w:b w:val="0"/>
+          <w:i w:val="0"/>
+          <w:sz w:val="22"/>
+        </w:rPr>
+        <w:t>Если никто не наберёт больше половины голосов, будет второй тур против Держина.</w:t>
+      </w:r>
+    </w:p>
+    <w:p>
+      <w:pPr>
+        <w:spacing w:before="0" w:after="110" w:line="300" w:lineRule="auto"/>
+      </w:pPr>
+      <w:r>
+        <w:rPr>
+          <w:rFonts w:ascii="Times New Roman" w:hAnsi="Times New Roman" w:eastAsia="Malgun Gothic"/>
+          <w:b/>
+          <w:i w:val="0"/>
+          <w:sz w:val="22"/>
+        </w:rPr>
+        <w:t xml:space="preserve">Лёша: </w:t>
+      </w:r>
+      <w:r>
+        <w:rPr>
+          <w:rFonts w:ascii="Times New Roman" w:hAnsi="Times New Roman" w:eastAsia="Malgun Gothic"/>
+          <w:b w:val="0"/>
+          <w:i w:val="0"/>
+          <w:sz w:val="22"/>
+        </w:rPr>
+        <w:t>Две недели Держина в прямом эфире, каждый день. Со всеми его кладбищами.</w:t>
+      </w:r>
+    </w:p>
+    <w:p>
+      <w:pPr>
+        <w:spacing w:before="0" w:after="110" w:line="300" w:lineRule="auto"/>
+      </w:pPr>
+      <w:r>
+        <w:rPr>
+          <w:rFonts w:ascii="Times New Roman" w:hAnsi="Times New Roman" w:eastAsia="Malgun Gothic"/>
+          <w:b/>
+          <w:i w:val="0"/>
+          <w:sz w:val="22"/>
+        </w:rPr>
+        <w:t xml:space="preserve">Гребенщиков: </w:t>
+      </w:r>
+      <w:r>
+        <w:rPr>
+          <w:rFonts w:ascii="Times New Roman" w:hAnsi="Times New Roman" w:eastAsia="Malgun Gothic"/>
+          <w:b w:val="0"/>
+          <w:i w:val="0"/>
+          <w:sz w:val="22"/>
+        </w:rPr>
+        <w:t>И со всеми его каналами. Но две недели — это и две недели «Компаса». Они только разогрелись.</w:t>
+      </w:r>
+    </w:p>
+    <w:p>
+      <w:pPr>
+        <w:spacing w:before="0" w:after="110" w:line="300" w:lineRule="auto"/>
+      </w:pPr>
+      <w:r>
+        <w:rPr>
+          <w:rFonts w:ascii="Times New Roman" w:hAnsi="Times New Roman" w:eastAsia="Malgun Gothic"/>
+          <w:b/>
+          <w:i w:val="0"/>
+          <w:sz w:val="22"/>
+        </w:rPr>
+        <w:t xml:space="preserve">Катя: </w:t>
+      </w:r>
+      <w:r>
+        <w:rPr>
+          <w:rFonts w:ascii="Times New Roman" w:hAnsi="Times New Roman" w:eastAsia="Malgun Gothic"/>
+          <w:b w:val="0"/>
+          <w:i w:val="0"/>
+          <w:sz w:val="22"/>
+        </w:rPr>
+        <w:t>Держин уже объявил, что «в случае фальсификаций» выведет людей на улицы. Заранее. За три дня.</w:t>
+      </w:r>
+    </w:p>
+    <w:p>
+      <w:pPr>
+        <w:spacing w:before="0" w:after="110" w:line="300" w:lineRule="auto"/>
+      </w:pPr>
+      <w:r>
+        <w:rPr>
+          <w:rFonts w:ascii="Times New Roman" w:hAnsi="Times New Roman" w:eastAsia="Malgun Gothic"/>
+          <w:b/>
+          <w:i w:val="0"/>
+          <w:sz w:val="22"/>
+        </w:rPr>
+        <w:t xml:space="preserve">Лёша: </w:t>
+      </w:r>
+      <w:r>
+        <w:rPr>
+          <w:rFonts w:ascii="Times New Roman" w:hAnsi="Times New Roman" w:eastAsia="Malgun Gothic"/>
+          <w:b w:val="0"/>
+          <w:i w:val="0"/>
+          <w:sz w:val="22"/>
+        </w:rPr>
+        <w:t>Значит, он сам не верит, что выиграет честно. Это тоже хорошая новость, Катя. Только не для публикации.</w:t>
+      </w:r>
+    </w:p>
+    <w:p>
+      <w:pPr>
+        <w:spacing w:before="0" w:after="110" w:line="300" w:lineRule="auto"/>
+      </w:pPr>
+      <w:r>
+        <w:rPr>
+          <w:rFonts w:ascii="Times New Roman" w:hAnsi="Times New Roman" w:eastAsia="Malgun Gothic"/>
+          <w:b/>
+          <w:i w:val="0"/>
+          <w:sz w:val="22"/>
+        </w:rPr>
+        <w:t xml:space="preserve">Кирилл: </w:t>
+      </w:r>
+      <w:r>
+        <w:rPr>
+          <w:rFonts w:ascii="Times New Roman" w:hAnsi="Times New Roman" w:eastAsia="Malgun Gothic"/>
+          <w:b w:val="0"/>
+          <w:i/>
+          <w:color w:val="555555"/>
+          <w:sz w:val="22"/>
+        </w:rPr>
+        <w:t>(заглядывает в дверь)</w:t>
+      </w:r>
+      <w:r>
+        <w:rPr>
+          <w:rFonts w:ascii="Times New Roman" w:hAnsi="Times New Roman" w:eastAsia="Malgun Gothic"/>
+          <w:b w:val="0"/>
+          <w:i w:val="0"/>
+          <w:sz w:val="22"/>
+        </w:rPr>
         <w:t xml:space="preserve"> Алексей Николаевич, одна новость в плюс. Три крупных издания перепечатали наш разбор фальшивки целиком. Одно — из тех, что раньше писали о вас только плохо.</w:t>
+      </w:r>
+    </w:p>
+    <w:p>
+      <w:pPr>
+        <w:spacing w:before="0" w:after="110" w:line="300" w:lineRule="auto"/>
+      </w:pPr>
+      <w:r>
+        <w:rPr>
+          <w:rFonts w:ascii="Times New Roman" w:hAnsi="Times New Roman" w:eastAsia="Malgun Gothic"/>
+          <w:b/>
+          <w:i w:val="0"/>
+          <w:sz w:val="22"/>
+        </w:rPr>
+        <w:t xml:space="preserve">Лёша: </w:t>
+      </w:r>
+      <w:r>
+        <w:rPr>
+          <w:rFonts w:ascii="Times New Roman" w:hAnsi="Times New Roman" w:eastAsia="Malgun Gothic"/>
+          <w:b w:val="0"/>
+          <w:i w:val="0"/>
+          <w:sz w:val="22"/>
+        </w:rPr>
+        <w:t>Которое?</w:t>
+      </w:r>
+    </w:p>
+    <w:p>
+      <w:pPr>
+        <w:spacing w:before="0" w:after="110" w:line="300" w:lineRule="auto"/>
+      </w:pPr>
+      <w:r>
+        <w:rPr>
+          <w:rFonts w:ascii="Times New Roman" w:hAnsi="Times New Roman" w:eastAsia="Malgun Gothic"/>
+          <w:b/>
+          <w:i w:val="0"/>
+          <w:sz w:val="22"/>
+        </w:rPr>
+        <w:t xml:space="preserve">Кирилл: </w:t>
+      </w:r>
+      <w:r>
+        <w:rPr>
+          <w:rFonts w:ascii="Times New Roman" w:hAnsi="Times New Roman" w:eastAsia="Malgun Gothic"/>
+          <w:b w:val="0"/>
+          <w:i w:val="0"/>
+          <w:sz w:val="22"/>
+        </w:rPr>
+        <w:t>То, что три года называло «Свет» «иностранным агентом влияния». Сегодня заголовок: «Документы против Орлова оказались подделкой». Без комментариев. Но и без кавычек.</w:t>
       </w:r>
     </w:p>
     <w:p>
@@ -2178,7 +3390,7 @@
           <w:i w:val="0"/>
           <w:sz w:val="22"/>
         </w:rPr>
-        <w:t xml:space="preserve"> — и свобода / Вас примет радостно у входа» — 유형 간 데카브리스트들에게 보낸 시. 시베리아 출신 료샤가 최종 유세에서 "200년 동안 위로였던 구절이 이제 사실의 묘사가 될 수 있다"며 쓴다 (장면 7).</w:t>
+        <w:t xml:space="preserve"> — и свобода / Вас примет радостно у входа» — 한국어 해설: 유형 간 데카브리스트들에게 보낸 시. 시베리아 출신 료샤가 최종 유세에서 "200년 동안 위로였던 구절이 이제 사실의 묘사가 될 수 있다"며 쓴다 (장면 7).</w:t>
       </w:r>
     </w:p>
     <w:p>
@@ -2192,7 +3404,7 @@
           <w:i w:val="0"/>
           <w:sz w:val="22"/>
         </w:rPr>
-        <w:t>Александр Грибоедов, «Горе от ума» (действие II, Молчалин): «Ах! злые языки страшнее пистолета»</w:t>
+        <w:t>Александр Грибоедов, «Горе от ума» (действие III, явление 3, Молчалин): «Ах! злые языки страшнее пистолета»</w:t>
       </w:r>
       <w:r>
         <w:rPr>
@@ -2201,7 +3413,7 @@
           <w:i w:val="0"/>
           <w:sz w:val="22"/>
         </w:rPr>
-        <w:t xml:space="preserve"> — 몰찰린의 대사. 가짜 문서를 흘린 데르진 측에 대해 료샤가 토론 중 "나는 권총이 어떻게 쏘는지 체르노고르스크에서 봤다, 험담은 그보다 무섭지 않다"고 뒤집어 쓴다 (장면 4).</w:t>
+        <w:t xml:space="preserve"> — 한국어 해설: 윗사람 비위를 맞추며 사는 몰찰린이 차츠키에게 하는 대사. 가짜 문서를 흘린 텔레그램 채널이 누구에게 돈을 받느냐는 질문에 데르진이 발을 빼자, 료샤가 이 구절을 먼저 인용하고 "이건 평생 윗사람에게 아첨한 몰찰린의 대사"라고 짚은 뒤 "나는 권총이 어떻게 쏘는지 한 달 전 체르노고르스크에서 봤다, 험담은 그보다 무섭지 않다"고 뒤집는다 (장면 4).</w:t>
       </w:r>
     </w:p>
     <w:p>

--- a/러시아 인권변호사/4부/4부_10화_선거전_최종전.docx
+++ b/러시아 인권변호사/4부/4부_10화_선거전_최종전.docx
@@ -2566,7 +2566,7 @@
           <w:i w:val="0"/>
           <w:sz w:val="22"/>
         </w:rPr>
-        <w:t xml:space="preserve"> Мам, вы только что выиграли у Держина. Без дебатов.</w:t>
+        <w:t xml:space="preserve"> Мам, ты только что выиграла у Держина. Без дебатов.</w:t>
       </w:r>
     </w:p>
     <w:p>
@@ -2723,7 +2723,7 @@
           <w:i w:val="0"/>
           <w:sz w:val="22"/>
         </w:rPr>
-        <w:t>А вы? Что вы чувствуете, зная, что через три дня ваш сын может стать президентом?</w:t>
+        <w:t>А ты? Что ты чувствуешь, зная, что через три дня твой сын может стать президентом?</w:t>
       </w:r>
     </w:p>
     <w:p>
@@ -2779,7 +2779,7 @@
           <w:i w:val="0"/>
           <w:sz w:val="22"/>
         </w:rPr>
-        <w:t>А боитесь чего больше — что проиграю или что выиграю?</w:t>
+        <w:t>А боишься чего больше — что проиграю или что выиграю?</w:t>
       </w:r>
     </w:p>
     <w:p>
@@ -2891,7 +2891,7 @@
           <w:i w:val="0"/>
           <w:sz w:val="22"/>
         </w:rPr>
-        <w:t>Мам, а вы пойдёте со мной голосовать? В Новокруцке, на старый участок?</w:t>
+        <w:t>Мам, а ты пойдёшь со мной голосовать? В Новокруцке, на старый участок?</w:t>
       </w:r>
     </w:p>
     <w:p>

--- a/러시아 인권변호사/4부/4부_10화_선거전_최종전.docx
+++ b/러시아 인권변호사/4부/4부_10화_선거전_최종전.docx
@@ -852,7 +852,7 @@
           <w:i w:val="0"/>
           <w:sz w:val="22"/>
         </w:rPr>
-        <w:t xml:space="preserve"> Алексей Николаевич, смотрите. Документ датирован позапрошлым мартом, «Свет» того периода. Реквизиты банка внизу — банк получил лицензию на этот вид счетов только в сентябре того же года. В марте такого счёта не могло существовать в принципе.</w:t>
+        <w:t xml:space="preserve"> Алексей Николаевич, смотрите. Документ датирован мартом три года назад, «Свет» того периода. Реквизиты банка внизу — банк получил лицензию на этот вид счетов только в сентябре того же года. В марте такого счёта не могло существовать в принципе.</w:t>
       </w:r>
     </w:p>
     <w:p>
@@ -3078,7 +3078,7 @@
           <w:i w:val="0"/>
           <w:sz w:val="22"/>
         </w:rPr>
-        <w:t>У вас минус два за три дня. У Держина — плюс шесть. Фальшивка не сработала против вас, но сработала на него: она собрала вокруг него тех, кто и так хотел в неё поверить.</w:t>
+        <w:t>У вас минус два за два дня. У Держина — плюс шесть. Фальшивка не сработала против вас, но сработала на него: она собрала вокруг него тех, кто и так хотел в неё поверить.</w:t>
       </w:r>
     </w:p>
     <w:p>
@@ -3170,7 +3170,7 @@
           <w:i w:val="0"/>
           <w:sz w:val="22"/>
         </w:rPr>
-        <w:t>Держин уже объявил, что «в случае фальсификаций» выведет людей на улицы. Заранее. За три дня.</w:t>
+        <w:t>Держин уже объявил, что «в случае фальсификаций» выведет людей на улицы. Заранее. За два дня.</w:t>
       </w:r>
     </w:p>
     <w:p>
